--- a/化学実験レポート/有機化学実験/有機化学実験_B2.docx
+++ b/化学実験レポート/有機化学実験/有機化学実験_B2.docx
@@ -1477,17 +1477,26 @@
           <w:p>
             <w:pPr>
               <w:rPr>
-                <w:sz w:val="22"/>
-                <w:lang w:val="en"/>
-              </w:rPr>
-            </w:pPr>
-            <w:r>
-              <w:rPr>
-                <w:rFonts w:hint="eastAsia"/>
-                <w:sz w:val="22"/>
-                <w:lang w:val="en"/>
-              </w:rPr>
-              <w:t>0.224</w:t>
+                <w:rFonts w:hint="eastAsia"/>
+                <w:sz w:val="22"/>
+                <w:lang w:val="en"/>
+              </w:rPr>
+            </w:pPr>
+            <w:r>
+              <w:rPr>
+                <w:rFonts w:hint="eastAsia"/>
+                <w:sz w:val="22"/>
+                <w:lang w:val="en"/>
+              </w:rPr>
+              <w:t>0.2</w:t>
+            </w:r>
+            <w:r>
+              <w:rPr>
+                <w:rFonts w:hint="eastAsia"/>
+                <w:sz w:val="22"/>
+                <w:lang w:val="en"/>
+              </w:rPr>
+              <w:t>85</w:t>
             </w:r>
           </w:p>
         </w:tc>
@@ -2151,21 +2160,12 @@
         </w:rPr>
         <w:t>数値は実験書と</w:t>
       </w:r>
-      <w:proofErr w:type="spellStart"/>
-      <w:r>
-        <w:rPr>
-          <w:rFonts w:hint="eastAsia"/>
-          <w:sz w:val="22"/>
-        </w:rPr>
-        <w:t>cas</w:t>
-      </w:r>
-      <w:proofErr w:type="spellEnd"/>
-      <w:r>
-        <w:rPr>
-          <w:rFonts w:hint="eastAsia"/>
-          <w:sz w:val="22"/>
-        </w:rPr>
-        <w:t xml:space="preserve"> finder</w:t>
+      <w:r>
+        <w:rPr>
+          <w:rFonts w:hint="eastAsia"/>
+          <w:sz w:val="22"/>
+        </w:rPr>
+        <w:t>cas finder</w:t>
       </w:r>
       <w:r>
         <w:rPr>
@@ -2216,10 +2216,10 @@
             <v:path o:extrusionok="f" gradientshapeok="t" o:connecttype="rect"/>
             <o:lock v:ext="edit" aspectratio="t"/>
           </v:shapetype>
-          <v:shape id="_x0000_i1025" type="#_x0000_t75" style="width:206pt;height:234.15pt" o:ole="">
+          <v:shape id="_x0000_i1025" type="#_x0000_t75" style="width:206.25pt;height:234pt" o:ole="">
             <v:imagedata r:id="rId7" o:title=""/>
           </v:shape>
-          <o:OLEObject Type="Embed" ProgID="ChemDraw_x64.Document.6.0" ShapeID="_x0000_i1025" DrawAspect="Content" ObjectID="_1838990357" r:id="rId8"/>
+          <o:OLEObject Type="Embed" ProgID="ChemDraw_x64.Document.6.0" ShapeID="_x0000_i1025" DrawAspect="Content" ObjectID="_1839075518" r:id="rId8"/>
         </w:object>
       </w:r>
     </w:p>
@@ -2288,7 +2288,21 @@
           <w:rFonts w:hint="eastAsia"/>
           <w:sz w:val="22"/>
         </w:rPr>
-        <w:t>0.224mol(27.2mL)</w:t>
+        <w:t>0.</w:t>
+      </w:r>
+      <w:r>
+        <w:rPr>
+          <w:rFonts w:hint="eastAsia"/>
+          <w:sz w:val="22"/>
+        </w:rPr>
+        <w:t>285</w:t>
+      </w:r>
+      <w:r>
+        <w:rPr>
+          <w:rFonts w:hint="eastAsia"/>
+          <w:sz w:val="22"/>
+        </w:rPr>
+        <w:t>mol(27.2mL)</w:t>
       </w:r>
       <w:r>
         <w:rPr>
@@ -2781,7 +2795,6 @@
         </w:numPr>
         <w:ind w:leftChars="0"/>
         <w:rPr>
-          <w:rFonts w:hint="eastAsia"/>
           <w:sz w:val="22"/>
         </w:rPr>
       </w:pPr>
@@ -2947,7 +2960,35 @@
           <w:rFonts w:hint="eastAsia"/>
           <w:sz w:val="22"/>
         </w:rPr>
-        <w:t>(0.1104[mol] / 0.224[mol]) * 100 = 49.2%</w:t>
+        <w:t>(0.1104[mol] / 0.</w:t>
+      </w:r>
+      <w:r>
+        <w:rPr>
+          <w:rFonts w:hint="eastAsia"/>
+          <w:sz w:val="22"/>
+        </w:rPr>
+        <w:t>285</w:t>
+      </w:r>
+      <w:r>
+        <w:rPr>
+          <w:rFonts w:hint="eastAsia"/>
+          <w:sz w:val="22"/>
+        </w:rPr>
+        <w:t xml:space="preserve">[mol]) * 100 = </w:t>
+      </w:r>
+      <w:r>
+        <w:rPr>
+          <w:rFonts w:hint="eastAsia"/>
+          <w:sz w:val="22"/>
+        </w:rPr>
+        <w:t>38.7</w:t>
+      </w:r>
+      <w:r>
+        <w:rPr>
+          <w:rFonts w:hint="eastAsia"/>
+          <w:sz w:val="22"/>
+        </w:rPr>
+        <w:t>%</w:t>
       </w:r>
     </w:p>
     <w:p>
@@ -3023,21 +3064,35 @@
           <w:rFonts w:hint="eastAsia"/>
           <w:sz w:val="22"/>
         </w:rPr>
-        <w:t>49.</w:t>
-      </w:r>
-      <w:r>
-        <w:rPr>
-          <w:rFonts w:hint="eastAsia"/>
-          <w:sz w:val="22"/>
-        </w:rPr>
-        <w:t>2%</w:t>
-      </w:r>
-      <w:r>
-        <w:rPr>
-          <w:rFonts w:hint="eastAsia"/>
-          <w:sz w:val="22"/>
-        </w:rPr>
-        <w:t>であり半分ほど減った原因として二つ考えられる。一つ目は</w:t>
+        <w:t>38</w:t>
+      </w:r>
+      <w:r>
+        <w:rPr>
+          <w:rFonts w:hint="eastAsia"/>
+          <w:sz w:val="22"/>
+        </w:rPr>
+        <w:t>.</w:t>
+      </w:r>
+      <w:r>
+        <w:rPr>
+          <w:rFonts w:hint="eastAsia"/>
+          <w:sz w:val="22"/>
+        </w:rPr>
+        <w:t>7</w:t>
+      </w:r>
+      <w:r>
+        <w:rPr>
+          <w:rFonts w:hint="eastAsia"/>
+          <w:sz w:val="22"/>
+        </w:rPr>
+        <w:t>%</w:t>
+      </w:r>
+      <w:r>
+        <w:rPr>
+          <w:rFonts w:hint="eastAsia"/>
+          <w:sz w:val="22"/>
+        </w:rPr>
+        <w:t>であり減った原因として二つ考えられる。一つ目は</w:t>
       </w:r>
       <w:r>
         <w:rPr>
@@ -3313,10 +3368,10 @@
     <w:p>
       <w:r>
         <w:object w:dxaOrig="6926" w:dyaOrig="914" w14:anchorId="6FE01C4D">
-          <v:shape id="_x0000_i1026" type="#_x0000_t75" style="width:346.25pt;height:45.7pt" o:ole="">
+          <v:shape id="_x0000_i1026" type="#_x0000_t75" style="width:346.5pt;height:45.75pt" o:ole="">
             <v:imagedata r:id="rId9" o:title=""/>
           </v:shape>
-          <o:OLEObject Type="Embed" ProgID="ChemDraw_x64.Document.6.0" ShapeID="_x0000_i1026" DrawAspect="Content" ObjectID="_1838990358" r:id="rId10"/>
+          <o:OLEObject Type="Embed" ProgID="ChemDraw_x64.Document.6.0" ShapeID="_x0000_i1026" DrawAspect="Content" ObjectID="_1839075519" r:id="rId10"/>
         </w:object>
       </w:r>
     </w:p>
@@ -3374,7 +3429,6 @@
     <w:p>
       <w:pPr>
         <w:rPr>
-          <w:rFonts w:hint="eastAsia"/>
           <w:sz w:val="22"/>
         </w:rPr>
       </w:pPr>
@@ -3510,7 +3564,6 @@
         </w:rPr>
         <w:t>また正規なサイトではないが</w:t>
       </w:r>
-      <w:proofErr w:type="spellStart"/>
       <w:r>
         <w:rPr>
           <w:rFonts w:hint="eastAsia"/>
@@ -3518,7 +3571,6 @@
         </w:rPr>
         <w:t>wikipedia</w:t>
       </w:r>
-      <w:proofErr w:type="spellEnd"/>
       <w:r>
         <w:rPr>
           <w:rFonts w:hint="eastAsia"/>
@@ -3780,11 +3832,6 @@
       </w:r>
     </w:p>
     <w:p>
-      <w:pPr>
-        <w:rPr>
-          <w:rFonts w:hint="eastAsia"/>
-        </w:rPr>
-      </w:pPr>
       <w:r>
         <w:t>赤外分光相関表</w:t>
       </w:r>
@@ -3822,7 +3869,6 @@
     <w:p>
       <w:pPr>
         <w:rPr>
-          <w:rFonts w:hint="eastAsia"/>
           <w:color w:val="FF0000"/>
           <w:sz w:val="22"/>
         </w:rPr>
@@ -3858,9 +3904,6 @@
     <w:p>
       <w:pPr>
         <w:jc w:val="left"/>
-        <w:rPr>
-          <w:rFonts w:hint="eastAsia"/>
-        </w:rPr>
       </w:pPr>
       <w:r>
         <w:rPr>
@@ -3884,7 +3927,19 @@
         <w:rPr>
           <w:rFonts w:hint="eastAsia"/>
         </w:rPr>
-        <w:t>ブチルアルコールについて必要量を誤った計算をしてしまい取る量が少なくなってしまった</w:t>
+        <w:t>ブチルアルコールについて必要量を誤った計算をしてしまい取る量が</w:t>
+      </w:r>
+      <w:r>
+        <w:rPr>
+          <w:rFonts w:hint="eastAsia"/>
+        </w:rPr>
+        <w:t>多</w:t>
+      </w:r>
+      <w:r>
+        <w:rPr>
+          <w:rFonts w:hint="eastAsia"/>
+        </w:rPr>
+        <w:t>くなってしまった</w:t>
       </w:r>
       <w:r>
         <w:rPr>
@@ -3896,43 +3951,13 @@
         <w:rPr>
           <w:rFonts w:hint="eastAsia"/>
         </w:rPr>
-        <w:t>モル数から</w:t>
-      </w:r>
-      <w:r>
-        <w:rPr>
-          <w:rFonts w:hint="eastAsia"/>
-        </w:rPr>
-        <w:t>mL</w:t>
-      </w:r>
-      <w:r>
-        <w:rPr>
-          <w:rFonts w:hint="eastAsia"/>
-        </w:rPr>
-        <w:t>への変換を</w:t>
-      </w:r>
-      <w:r>
-        <w:rPr>
-          <w:rFonts w:hint="eastAsia"/>
-        </w:rPr>
         <w:t>t-</w:t>
       </w:r>
       <w:r>
         <w:rPr>
           <w:rFonts w:hint="eastAsia"/>
         </w:rPr>
-        <w:t>ブチルアルコールではなく塩化</w:t>
-      </w:r>
-      <w:r>
-        <w:rPr>
-          <w:rFonts w:hint="eastAsia"/>
-        </w:rPr>
-        <w:t>t-</w:t>
-      </w:r>
-      <w:r>
-        <w:rPr>
-          <w:rFonts w:hint="eastAsia"/>
-        </w:rPr>
-        <w:t>ブチルで計算していた</w:t>
+        <w:t>ブチルアルコールの分子量を写し間違えていた</w:t>
       </w:r>
       <w:r>
         <w:rPr>
@@ -4872,6 +4897,7 @@
   <w:style w:type="character" w:default="1" w:styleId="a0">
     <w:name w:val="Default Paragraph Font"/>
     <w:uiPriority w:val="1"/>
+    <w:semiHidden/>
     <w:unhideWhenUsed/>
   </w:style>
   <w:style w:type="table" w:default="1" w:styleId="a1">

--- a/化学実験レポート/有機化学実験/有機化学実験_B2.docx
+++ b/化学実験レポート/有機化学実験/有機化学実験_B2.docx
@@ -610,7 +610,95 @@
           <w:rFonts w:hint="eastAsia"/>
           <w:sz w:val="22"/>
         </w:rPr>
-        <w:t>分液ロートの操作とホットプレートを含む常圧蒸留により留出温度を記録する手順を行う。</w:t>
+        <w:t>t-</w:t>
+      </w:r>
+      <w:r>
+        <w:rPr>
+          <w:sz w:val="22"/>
+        </w:rPr>
+        <w:t>ブチルアルコールを原料とし、濃塩酸を用いた親核置換反応（</w:t>
+      </w:r>
+      <m:oMath>
+        <m:sSub>
+          <m:sSubPr>
+            <m:ctrlPr>
+              <w:rPr>
+                <w:rFonts w:ascii="Cambria Math" w:hAnsi="Cambria Math"/>
+                <w:i/>
+                <w:sz w:val="22"/>
+              </w:rPr>
+            </m:ctrlPr>
+          </m:sSubPr>
+          <m:e>
+            <m:r>
+              <w:rPr>
+                <w:rFonts w:ascii="Cambria Math" w:hAnsi="Cambria Math"/>
+                <w:sz w:val="22"/>
+              </w:rPr>
+              <m:t>S</m:t>
+            </m:r>
+          </m:e>
+          <m:sub>
+            <m:r>
+              <w:rPr>
+                <w:rFonts w:ascii="Cambria Math" w:hAnsi="Cambria Math"/>
+                <w:sz w:val="22"/>
+              </w:rPr>
+              <m:t>N</m:t>
+            </m:r>
+          </m:sub>
+        </m:sSub>
+        <m:r>
+          <w:rPr>
+            <w:rFonts w:ascii="Cambria Math" w:hAnsi="Cambria Math"/>
+            <w:sz w:val="22"/>
+          </w:rPr>
+          <m:t>1</m:t>
+        </m:r>
+      </m:oMath>
+      <w:r>
+        <w:rPr>
+          <w:sz w:val="22"/>
+        </w:rPr>
+        <w:t>反応）によって塩化</w:t>
+      </w:r>
+      <w:r>
+        <w:rPr>
+          <w:rFonts w:hint="eastAsia"/>
+          <w:sz w:val="22"/>
+        </w:rPr>
+        <w:t>t</w:t>
+      </w:r>
+      <w:r>
+        <w:rPr>
+          <w:sz w:val="22"/>
+        </w:rPr>
+        <w:t>-</w:t>
+      </w:r>
+      <w:r>
+        <w:rPr>
+          <w:sz w:val="22"/>
+        </w:rPr>
+        <w:t>ブチルを合成する。分液ロートによる洗浄・抽出および常圧蒸留の手法を習得し、得られた生成物の収率および</w:t>
+      </w:r>
+      <w:r>
+        <w:rPr>
+          <w:sz w:val="22"/>
+        </w:rPr>
+        <w:t>IR</w:t>
+      </w:r>
+      <w:r>
+        <w:rPr>
+          <w:sz w:val="22"/>
+        </w:rPr>
+        <w:t>スペクトルによる同定を行う</w:t>
+      </w:r>
+      <w:r>
+        <w:rPr>
+          <w:rFonts w:hint="eastAsia"/>
+          <w:sz w:val="22"/>
+        </w:rPr>
+        <w:t>。</w:t>
       </w:r>
     </w:p>
     <w:p>
@@ -1477,7 +1565,6 @@
           <w:p>
             <w:pPr>
               <w:rPr>
-                <w:rFonts w:hint="eastAsia"/>
                 <w:sz w:val="22"/>
                 <w:lang w:val="en"/>
               </w:rPr>
@@ -2187,6 +2274,13 @@
           <w:sz w:val="22"/>
         </w:rPr>
         <w:t>図</w:t>
+      </w:r>
+      <w:r>
+        <w:rPr>
+          <w:rFonts w:hint="eastAsia"/>
+          <w:sz w:val="22"/>
+        </w:rPr>
+        <w:t>1</w:t>
       </w:r>
     </w:p>
     <w:p>
@@ -2216,10 +2310,10 @@
             <v:path o:extrusionok="f" gradientshapeok="t" o:connecttype="rect"/>
             <o:lock v:ext="edit" aspectratio="t"/>
           </v:shapetype>
-          <v:shape id="_x0000_i1025" type="#_x0000_t75" style="width:206.25pt;height:234pt" o:ole="">
+          <v:shape id="_x0000_i1025" type="#_x0000_t75" style="width:206pt;height:234.15pt" o:ole="">
             <v:imagedata r:id="rId7" o:title=""/>
           </v:shape>
-          <o:OLEObject Type="Embed" ProgID="ChemDraw_x64.Document.6.0" ShapeID="_x0000_i1025" DrawAspect="Content" ObjectID="_1839075518" r:id="rId8"/>
+          <o:OLEObject Type="Embed" ProgID="ChemDraw_x64.Document.6.0" ShapeID="_x0000_i1025" DrawAspect="Content" ObjectID="_1839234570" r:id="rId8"/>
         </w:object>
       </w:r>
     </w:p>
@@ -2342,15 +2436,16 @@
         </w:numPr>
         <w:ind w:leftChars="0"/>
         <w:rPr>
-          <w:sz w:val="22"/>
-        </w:rPr>
-      </w:pPr>
-      <w:r>
-        <w:rPr>
-          <w:rFonts w:hint="eastAsia"/>
-          <w:sz w:val="22"/>
-        </w:rPr>
-        <w:t>コックを閉めた後、激しく振り混ぜた後、</w:t>
+          <w:rFonts w:hint="eastAsia"/>
+          <w:sz w:val="22"/>
+        </w:rPr>
+      </w:pPr>
+      <w:r>
+        <w:rPr>
+          <w:rFonts w:hint="eastAsia"/>
+          <w:sz w:val="22"/>
+        </w:rPr>
+        <w:t>コックを閉め激しく振り混ぜた後、</w:t>
       </w:r>
       <w:r>
         <w:rPr>
@@ -2364,7 +2459,35 @@
           <w:rFonts w:hint="eastAsia"/>
           <w:sz w:val="22"/>
         </w:rPr>
-        <w:t>分間放置し二層にした。</w:t>
+        <w:t>分間放置し</w:t>
+      </w:r>
+      <w:r>
+        <w:rPr>
+          <w:rFonts w:hint="eastAsia"/>
+          <w:sz w:val="22"/>
+        </w:rPr>
+        <w:t>完全に</w:t>
+      </w:r>
+      <w:r>
+        <w:rPr>
+          <w:rFonts w:hint="eastAsia"/>
+          <w:sz w:val="22"/>
+        </w:rPr>
+        <w:t>下が水層、上が有機層</w:t>
+      </w:r>
+      <w:r>
+        <w:rPr>
+          <w:rFonts w:hint="eastAsia"/>
+          <w:sz w:val="22"/>
+        </w:rPr>
+        <w:t>の</w:t>
+      </w:r>
+      <w:r>
+        <w:rPr>
+          <w:rFonts w:hint="eastAsia"/>
+          <w:sz w:val="22"/>
+        </w:rPr>
+        <w:t>二層にした。</w:t>
       </w:r>
     </w:p>
     <w:p>
@@ -2728,7 +2851,21 @@
           <w:rFonts w:hint="eastAsia"/>
           <w:sz w:val="22"/>
         </w:rPr>
-        <w:t>ナスフラスコに沸騰石を入れ図のような蒸留装置を組み常圧蒸留を行い、塩化</w:t>
+        <w:t>ナスフラスコに沸騰石を入れ図</w:t>
+      </w:r>
+      <w:r>
+        <w:rPr>
+          <w:rFonts w:hint="eastAsia"/>
+          <w:sz w:val="22"/>
+        </w:rPr>
+        <w:t>1</w:t>
+      </w:r>
+      <w:r>
+        <w:rPr>
+          <w:rFonts w:hint="eastAsia"/>
+          <w:sz w:val="22"/>
+        </w:rPr>
+        <w:t>のような蒸留装置を組み常圧蒸留を行い、塩化</w:t>
       </w:r>
       <w:r>
         <w:rPr>
@@ -2814,7 +2951,34 @@
         <w:rPr>
           <w:sz w:val="22"/>
         </w:rPr>
-        <w:t>スペクトルを計測した。結果は一番下の写真にある。</w:t>
+        <w:t>スペクトル</w:t>
+      </w:r>
+      <w:r>
+        <w:rPr>
+          <w:rFonts w:hint="eastAsia"/>
+          <w:sz w:val="22"/>
+        </w:rPr>
+        <w:t>(</w:t>
+      </w:r>
+      <w:r>
+        <w:rPr>
+          <w:rFonts w:hint="eastAsia"/>
+          <w:sz w:val="22"/>
+        </w:rPr>
+        <w:t>図２</w:t>
+      </w:r>
+      <w:r>
+        <w:rPr>
+          <w:rFonts w:hint="eastAsia"/>
+          <w:sz w:val="22"/>
+        </w:rPr>
+        <w:t>)</w:t>
+      </w:r>
+      <w:r>
+        <w:rPr>
+          <w:sz w:val="22"/>
+        </w:rPr>
+        <w:t>を計測した。</w:t>
       </w:r>
     </w:p>
     <w:p>
@@ -3178,9 +3342,37 @@
     <w:p>
       <w:pPr>
         <w:rPr>
-          <w:sz w:val="22"/>
-        </w:rPr>
-      </w:pPr>
+          <w:rFonts w:hint="eastAsia"/>
+          <w:sz w:val="22"/>
+        </w:rPr>
+      </w:pPr>
+      <w:r>
+        <w:rPr>
+          <w:rFonts w:hint="eastAsia"/>
+          <w:sz w:val="22"/>
+        </w:rPr>
+        <w:t>図</w:t>
+      </w:r>
+      <w:r>
+        <w:rPr>
+          <w:rFonts w:hint="eastAsia"/>
+          <w:sz w:val="22"/>
+        </w:rPr>
+        <w:t>2</w:t>
+      </w:r>
+      <w:r>
+        <w:rPr>
+          <w:rFonts w:hint="eastAsia"/>
+          <w:sz w:val="22"/>
+        </w:rPr>
+        <w:t>:IR</w:t>
+      </w:r>
+      <w:r>
+        <w:rPr>
+          <w:sz w:val="22"/>
+        </w:rPr>
+        <w:t>スペクトル</w:t>
+      </w:r>
     </w:p>
     <w:p>
       <w:pPr>
@@ -3190,797 +3382,11 @@
       </w:pPr>
       <w:r>
         <w:rPr>
-          <w:rFonts w:hint="eastAsia"/>
-          <w:sz w:val="22"/>
-        </w:rPr>
-        <w:t>5</w:t>
-      </w:r>
-      <w:r>
-        <w:rPr>
-          <w:sz w:val="22"/>
-        </w:rPr>
-        <w:t xml:space="preserve">. </w:t>
-      </w:r>
-      <w:r>
-        <w:rPr>
-          <w:rFonts w:hint="eastAsia"/>
-          <w:sz w:val="22"/>
-        </w:rPr>
-        <w:t>反応機構</w:t>
-      </w:r>
-    </w:p>
-    <w:p>
-      <w:pPr>
-        <w:rPr>
-          <w:sz w:val="22"/>
-        </w:rPr>
-      </w:pPr>
-      <w:r>
-        <w:rPr>
-          <w:rFonts w:hint="eastAsia"/>
-          <w:sz w:val="22"/>
-        </w:rPr>
-        <w:t>反応機構は課題の</w:t>
-      </w:r>
-      <w:r>
-        <w:rPr>
-          <w:rFonts w:hint="eastAsia"/>
-          <w:sz w:val="22"/>
-        </w:rPr>
-        <w:t>(1)</w:t>
-      </w:r>
-      <w:r>
-        <w:rPr>
-          <w:rFonts w:hint="eastAsia"/>
-          <w:sz w:val="22"/>
-        </w:rPr>
-        <w:t>に示す。</w:t>
-      </w:r>
-    </w:p>
-    <w:p>
-      <w:pPr>
-        <w:rPr>
-          <w:sz w:val="22"/>
-        </w:rPr>
-      </w:pPr>
-    </w:p>
-    <w:p>
-      <w:pPr>
-        <w:rPr>
-          <w:sz w:val="22"/>
-        </w:rPr>
-      </w:pPr>
-      <w:r>
-        <w:rPr>
-          <w:rFonts w:hint="eastAsia"/>
-          <w:sz w:val="22"/>
-        </w:rPr>
-        <w:t>6</w:t>
-      </w:r>
-      <w:r>
-        <w:rPr>
-          <w:sz w:val="22"/>
-        </w:rPr>
-        <w:t xml:space="preserve">. </w:t>
-      </w:r>
-      <w:r>
-        <w:rPr>
-          <w:rFonts w:hint="eastAsia"/>
-          <w:sz w:val="22"/>
-        </w:rPr>
-        <w:t>課題</w:t>
-      </w:r>
-      <w:r>
-        <w:rPr>
-          <w:rFonts w:hint="eastAsia"/>
-          <w:sz w:val="22"/>
-        </w:rPr>
-        <w:t>の</w:t>
-      </w:r>
-      <w:r>
-        <w:rPr>
-          <w:rFonts w:hint="eastAsia"/>
-          <w:sz w:val="22"/>
-        </w:rPr>
-        <w:t>回答</w:t>
-      </w:r>
-    </w:p>
-    <w:p>
-      <w:pPr>
-        <w:rPr>
-          <w:sz w:val="22"/>
-        </w:rPr>
-      </w:pPr>
-      <w:r>
-        <w:rPr>
-          <w:rFonts w:hint="eastAsia"/>
-          <w:sz w:val="22"/>
-        </w:rPr>
-        <w:t xml:space="preserve">(1) </w:t>
-      </w:r>
-      <w:r>
-        <w:rPr>
-          <w:rFonts w:hint="eastAsia"/>
-          <w:sz w:val="22"/>
-        </w:rPr>
-        <w:t>ヒドロキシ基の脱離と塩素イオンの付加</w:t>
-      </w:r>
-      <w:r>
-        <w:rPr>
-          <w:rFonts w:hint="eastAsia"/>
-          <w:sz w:val="22"/>
-        </w:rPr>
-        <w:t>が別々で反応する</w:t>
-      </w:r>
-      <m:oMath>
-        <m:sSub>
-          <m:sSubPr>
-            <m:ctrlPr>
-              <w:rPr>
-                <w:rFonts w:ascii="Cambria Math" w:hAnsi="Cambria Math"/>
-                <w:i/>
-                <w:sz w:val="22"/>
-              </w:rPr>
-            </m:ctrlPr>
-          </m:sSubPr>
-          <m:e>
-            <m:r>
-              <w:rPr>
-                <w:rFonts w:ascii="Cambria Math" w:hAnsi="Cambria Math" w:hint="eastAsia"/>
-                <w:sz w:val="22"/>
-              </w:rPr>
-              <m:t>S</m:t>
-            </m:r>
-          </m:e>
-          <m:sub>
-            <m:r>
-              <w:rPr>
-                <w:rFonts w:ascii="Cambria Math" w:hAnsi="Cambria Math"/>
-                <w:sz w:val="22"/>
-              </w:rPr>
-              <m:t>N</m:t>
-            </m:r>
-          </m:sub>
-        </m:sSub>
-        <m:r>
-          <w:rPr>
-            <w:rFonts w:ascii="Cambria Math" w:hAnsi="Cambria Math" w:hint="eastAsia"/>
-            <w:sz w:val="22"/>
-          </w:rPr>
-          <m:t>1</m:t>
-        </m:r>
-      </m:oMath>
-      <w:r>
-        <w:rPr>
-          <w:rFonts w:hint="eastAsia"/>
-          <w:sz w:val="22"/>
-        </w:rPr>
-        <w:t>反応</w:t>
-      </w:r>
-      <w:r>
-        <w:rPr>
-          <w:rFonts w:hint="eastAsia"/>
-          <w:sz w:val="22"/>
-        </w:rPr>
-        <w:t>が進行する</w:t>
-      </w:r>
-    </w:p>
-    <w:p>
-      <w:r>
-        <w:object w:dxaOrig="6926" w:dyaOrig="914" w14:anchorId="6FE01C4D">
-          <v:shape id="_x0000_i1026" type="#_x0000_t75" style="width:346.5pt;height:45.75pt" o:ole="">
-            <v:imagedata r:id="rId9" o:title=""/>
-          </v:shape>
-          <o:OLEObject Type="Embed" ProgID="ChemDraw_x64.Document.6.0" ShapeID="_x0000_i1026" DrawAspect="Content" ObjectID="_1839075519" r:id="rId10"/>
-        </w:object>
-      </w:r>
-    </w:p>
-    <w:p>
-      <w:r>
-        <w:rPr>
-          <w:rFonts w:hint="eastAsia"/>
-        </w:rPr>
-        <w:t xml:space="preserve">(2) </w:t>
-      </w:r>
-      <w:r>
-        <w:rPr>
-          <w:rFonts w:hint="eastAsia"/>
-        </w:rPr>
-        <w:t>炭酸水素ナトリウムで洗浄するだけでは有機層にわずかに溶けている塩酸を除去しきれず、水で洗浄した際に少しの塩酸が水層に溶けるから。</w:t>
-      </w:r>
-      <w:r>
-        <w:rPr>
-          <w:rFonts w:hint="eastAsia"/>
-        </w:rPr>
-        <w:t>また炭酸水素ナトリウムで洗浄した後の塩化</w:t>
-      </w:r>
-      <w:r>
-        <w:rPr>
-          <w:rFonts w:hint="eastAsia"/>
-        </w:rPr>
-        <w:t>t-</w:t>
-      </w:r>
-      <w:r>
-        <w:rPr>
-          <w:rFonts w:hint="eastAsia"/>
-        </w:rPr>
-        <w:t>ブチルの加水分解で塩酸が再び発生するから。</w:t>
-      </w:r>
-    </w:p>
-    <w:p>
-      <w:pPr>
-        <w:rPr>
-          <w:sz w:val="22"/>
-        </w:rPr>
-      </w:pPr>
-      <w:r>
-        <w:rPr>
-          <w:rFonts w:hint="eastAsia"/>
-        </w:rPr>
-        <w:t xml:space="preserve">(3) </w:t>
-      </w:r>
-      <w:r>
-        <w:rPr>
-          <w:rFonts w:hint="eastAsia"/>
-        </w:rPr>
-        <w:t>濁る原因は元の液に水が混入していたことにあり、抽出の際に水層が入り込み無水塩化カルシウムで脱水しきれなかったことが原因のため、抽出で完全に分離出来ていなかったことが問題である。</w:t>
-      </w:r>
-    </w:p>
-    <w:p>
-      <w:pPr>
-        <w:rPr>
-          <w:sz w:val="22"/>
-        </w:rPr>
-      </w:pPr>
-      <w:r>
-        <w:rPr>
-          <w:rFonts w:hint="eastAsia"/>
-          <w:sz w:val="22"/>
-        </w:rPr>
-        <w:t>(4) t-</w:t>
-      </w:r>
-      <w:r>
-        <w:rPr>
-          <w:sz w:val="22"/>
-        </w:rPr>
-        <w:t>ブチルアルコールの</w:t>
-      </w:r>
-      <w:r>
-        <w:rPr>
-          <w:sz w:val="22"/>
-        </w:rPr>
-        <w:t>IR</w:t>
-      </w:r>
-      <w:r>
-        <w:rPr>
-          <w:sz w:val="22"/>
-        </w:rPr>
-        <w:t>スペクトルには</w:t>
-      </w:r>
-      <w:r>
-        <w:rPr>
-          <w:rFonts w:hint="eastAsia"/>
-          <w:sz w:val="22"/>
-        </w:rPr>
-        <w:t>O-H</w:t>
-      </w:r>
-      <w:r>
-        <w:rPr>
-          <w:sz w:val="22"/>
-        </w:rPr>
-        <w:t>伸縮運動</w:t>
-      </w:r>
-      <w:r>
-        <w:rPr>
-          <w:rFonts w:hint="eastAsia"/>
-          <w:sz w:val="22"/>
-        </w:rPr>
-        <w:t>である</w:t>
-      </w:r>
-      <m:oMath>
-        <m:r>
-          <w:rPr>
-            <w:rFonts w:ascii="Cambria Math" w:hAnsi="Cambria Math" w:hint="eastAsia"/>
-            <w:sz w:val="22"/>
-          </w:rPr>
-          <m:t>3352</m:t>
-        </m:r>
-        <m:sSup>
-          <m:sSupPr>
-            <m:ctrlPr>
-              <w:rPr>
-                <w:rFonts w:ascii="Cambria Math" w:hAnsi="Cambria Math"/>
-                <w:i/>
-                <w:sz w:val="22"/>
-              </w:rPr>
-            </m:ctrlPr>
-          </m:sSupPr>
-          <m:e>
-            <m:r>
-              <w:rPr>
-                <w:rFonts w:ascii="Cambria Math" w:hAnsi="Cambria Math"/>
-                <w:sz w:val="22"/>
-              </w:rPr>
-              <m:t>cm</m:t>
-            </m:r>
-          </m:e>
-          <m:sup>
-            <m:r>
-              <w:rPr>
-                <w:rFonts w:ascii="Cambria Math" w:hAnsi="Cambria Math"/>
-                <w:sz w:val="22"/>
-              </w:rPr>
-              <m:t>-1</m:t>
-            </m:r>
-          </m:sup>
-        </m:sSup>
-      </m:oMath>
-      <w:r>
-        <w:rPr>
-          <w:rFonts w:hint="eastAsia"/>
-          <w:sz w:val="22"/>
-        </w:rPr>
-        <w:t>の位置にはっきりとしたスペクトルが見られるが塩化</w:t>
-      </w:r>
-      <w:r>
-        <w:rPr>
-          <w:rFonts w:hint="eastAsia"/>
-          <w:sz w:val="22"/>
-        </w:rPr>
-        <w:t>t-</w:t>
-      </w:r>
-      <w:r>
-        <w:rPr>
-          <w:rFonts w:hint="eastAsia"/>
-          <w:sz w:val="22"/>
-        </w:rPr>
-        <w:t>ブチルの</w:t>
-      </w:r>
-      <w:r>
-        <w:rPr>
-          <w:rFonts w:hint="eastAsia"/>
-          <w:sz w:val="22"/>
-        </w:rPr>
-        <w:t>IR</w:t>
-      </w:r>
-      <w:r>
-        <w:rPr>
-          <w:rFonts w:hint="eastAsia"/>
-          <w:sz w:val="22"/>
-        </w:rPr>
-        <w:t>スペクトルにはないため、アルコールはなくなったといえる。</w:t>
-      </w:r>
-      <w:r>
-        <w:rPr>
-          <w:rFonts w:hint="eastAsia"/>
-          <w:sz w:val="22"/>
-        </w:rPr>
-        <w:t>(</w:t>
-      </w:r>
-      <w:r>
-        <w:rPr>
-          <w:rFonts w:hint="eastAsia"/>
-          <w:sz w:val="22"/>
-        </w:rPr>
-        <w:t>また正規なサイトではないが</w:t>
-      </w:r>
-      <w:r>
-        <w:rPr>
-          <w:rFonts w:hint="eastAsia"/>
-          <w:sz w:val="22"/>
-        </w:rPr>
-        <w:t>wikipedia</w:t>
-      </w:r>
-      <w:r>
-        <w:rPr>
-          <w:rFonts w:hint="eastAsia"/>
-          <w:sz w:val="22"/>
-        </w:rPr>
-        <w:t>によると</w:t>
-      </w:r>
-      <w:r>
-        <w:rPr>
-          <w:rFonts w:hint="eastAsia"/>
-          <w:sz w:val="22"/>
-        </w:rPr>
-        <w:t>C-Cl</w:t>
-      </w:r>
-      <w:r>
-        <w:rPr>
-          <w:rFonts w:hint="eastAsia"/>
-          <w:sz w:val="22"/>
-        </w:rPr>
-        <w:t>のスペクトルが</w:t>
-      </w:r>
-      <m:oMath>
-        <m:r>
-          <w:rPr>
-            <w:rFonts w:ascii="Cambria Math" w:hAnsi="Cambria Math"/>
-            <w:sz w:val="22"/>
-          </w:rPr>
-          <m:t>540~760</m:t>
-        </m:r>
-        <m:sSup>
-          <m:sSupPr>
-            <m:ctrlPr>
-              <w:rPr>
-                <w:rFonts w:ascii="Cambria Math" w:hAnsi="Cambria Math"/>
-                <w:i/>
-                <w:sz w:val="22"/>
-              </w:rPr>
-            </m:ctrlPr>
-          </m:sSupPr>
-          <m:e>
-            <m:r>
-              <w:rPr>
-                <w:rFonts w:ascii="Cambria Math" w:hAnsi="Cambria Math"/>
-                <w:sz w:val="22"/>
-              </w:rPr>
-              <m:t>cm</m:t>
-            </m:r>
-          </m:e>
-          <m:sup>
-            <m:r>
-              <w:rPr>
-                <w:rFonts w:ascii="Cambria Math" w:hAnsi="Cambria Math"/>
-                <w:sz w:val="22"/>
-              </w:rPr>
-              <m:t>-1</m:t>
-            </m:r>
-          </m:sup>
-        </m:sSup>
-      </m:oMath>
-      <w:r>
-        <w:rPr>
-          <w:rFonts w:hint="eastAsia"/>
-          <w:sz w:val="22"/>
-        </w:rPr>
-        <w:t>に現れるとあり、しっかり</w:t>
-      </w:r>
-      <m:oMath>
-        <m:r>
-          <w:rPr>
-            <w:rFonts w:ascii="Cambria Math" w:hAnsi="Cambria Math" w:hint="eastAsia"/>
-            <w:sz w:val="22"/>
-          </w:rPr>
-          <m:t>567</m:t>
-        </m:r>
-        <m:sSup>
-          <m:sSupPr>
-            <m:ctrlPr>
-              <w:rPr>
-                <w:rFonts w:ascii="Cambria Math" w:hAnsi="Cambria Math"/>
-                <w:i/>
-                <w:sz w:val="22"/>
-              </w:rPr>
-            </m:ctrlPr>
-          </m:sSupPr>
-          <m:e>
-            <m:r>
-              <w:rPr>
-                <w:rFonts w:ascii="Cambria Math" w:hAnsi="Cambria Math"/>
-                <w:sz w:val="22"/>
-              </w:rPr>
-              <m:t>cm</m:t>
-            </m:r>
-          </m:e>
-          <m:sup>
-            <m:r>
-              <w:rPr>
-                <w:rFonts w:ascii="Cambria Math" w:hAnsi="Cambria Math"/>
-                <w:sz w:val="22"/>
-              </w:rPr>
-              <m:t>-1</m:t>
-            </m:r>
-          </m:sup>
-        </m:sSup>
-      </m:oMath>
-      <w:r>
-        <w:rPr>
-          <w:rFonts w:hint="eastAsia"/>
-          <w:sz w:val="22"/>
-        </w:rPr>
-        <w:t>の位置</w:t>
-      </w:r>
-      <w:r>
-        <w:rPr>
-          <w:rFonts w:hint="eastAsia"/>
-          <w:sz w:val="22"/>
-        </w:rPr>
-        <w:t>に</w:t>
-      </w:r>
-      <w:r>
-        <w:rPr>
-          <w:rFonts w:hint="eastAsia"/>
-          <w:sz w:val="22"/>
-        </w:rPr>
-        <w:t>t-</w:t>
-      </w:r>
-      <w:r>
-        <w:rPr>
-          <w:rFonts w:hint="eastAsia"/>
-          <w:sz w:val="22"/>
-        </w:rPr>
-        <w:t>ブチルアルコールにはないスペクトルが出ているためこの結果からも十分な純度の塩化</w:t>
-      </w:r>
-      <w:r>
-        <w:rPr>
-          <w:rFonts w:hint="eastAsia"/>
-          <w:sz w:val="22"/>
-        </w:rPr>
-        <w:t>t-</w:t>
-      </w:r>
-      <w:r>
-        <w:rPr>
-          <w:rFonts w:hint="eastAsia"/>
-          <w:sz w:val="22"/>
-        </w:rPr>
-        <w:t>ブチルが精製できているといえる</w:t>
-      </w:r>
-      <w:r>
-        <w:rPr>
-          <w:rFonts w:hint="eastAsia"/>
-          <w:sz w:val="22"/>
-        </w:rPr>
-        <w:t>)</w:t>
-      </w:r>
-      <w:r>
-        <w:rPr>
-          <w:rFonts w:hint="eastAsia"/>
-          <w:sz w:val="22"/>
-        </w:rPr>
-        <w:t>。</w:t>
-      </w:r>
-    </w:p>
-    <w:p>
-      <w:pPr>
-        <w:rPr>
-          <w:sz w:val="22"/>
-        </w:rPr>
-      </w:pPr>
-      <w:r>
-        <w:rPr>
-          <w:rFonts w:hint="eastAsia"/>
-          <w:sz w:val="22"/>
-        </w:rPr>
-        <w:t>7</w:t>
-      </w:r>
-      <w:r>
-        <w:rPr>
-          <w:sz w:val="22"/>
-        </w:rPr>
-        <w:t xml:space="preserve">. </w:t>
-      </w:r>
-      <w:r>
-        <w:rPr>
-          <w:rFonts w:hint="eastAsia"/>
-          <w:sz w:val="22"/>
-        </w:rPr>
-        <w:t>参考文献等</w:t>
-      </w:r>
-    </w:p>
-    <w:p>
-      <w:r>
-        <w:t>ボルハルト・</w:t>
-      </w:r>
-      <w:r>
-        <w:rPr>
-          <w:rFonts w:hint="eastAsia"/>
-        </w:rPr>
-        <w:t>ショアー</w:t>
-      </w:r>
-      <w:r>
-        <w:rPr>
-          <w:rFonts w:hint="eastAsia"/>
-        </w:rPr>
-        <w:t xml:space="preserve"> </w:t>
-      </w:r>
-      <w:r>
-        <w:rPr>
-          <w:rFonts w:hint="eastAsia"/>
-        </w:rPr>
-        <w:t>現代有機化学</w:t>
-      </w:r>
-      <w:r>
-        <w:rPr>
-          <w:rFonts w:hint="eastAsia"/>
-        </w:rPr>
-        <w:t xml:space="preserve"> </w:t>
-      </w:r>
-      <w:r>
-        <w:rPr>
-          <w:rFonts w:hint="eastAsia"/>
-        </w:rPr>
-        <w:t>上、化学同人、</w:t>
-      </w:r>
-      <w:r>
-        <w:rPr>
-          <w:rFonts w:hint="eastAsia"/>
-        </w:rPr>
-        <w:t>2024/9/10</w:t>
-      </w:r>
-    </w:p>
-    <w:p>
-      <w:r>
-        <w:t>ワークアップの悪夢　反応後の後処理で困った場合の解決策</w:t>
-      </w:r>
-      <w:r>
-        <w:rPr>
-          <w:rFonts w:hint="eastAsia"/>
-        </w:rPr>
-        <w:t>、</w:t>
-      </w:r>
-      <w:hyperlink r:id="rId11" w:history="1">
-        <w:r>
-          <w:rPr>
-            <w:rStyle w:val="af"/>
-          </w:rPr>
-          <w:t>https://www.chem-station.com/blog/2019/04/workup.html</w:t>
-        </w:r>
-      </w:hyperlink>
-      <w:r>
-        <w:rPr>
-          <w:rFonts w:hint="eastAsia"/>
-        </w:rPr>
-        <w:t>、</w:t>
-      </w:r>
-      <w:r>
-        <w:rPr>
-          <w:rFonts w:hint="eastAsia"/>
-        </w:rPr>
-        <w:t>2026/4/29</w:t>
-      </w:r>
-    </w:p>
-    <w:p>
-      <w:r>
-        <w:t>赤外分光相関表</w:t>
-      </w:r>
-      <w:r>
-        <w:rPr>
-          <w:rFonts w:hint="eastAsia"/>
-        </w:rPr>
-        <w:t>、</w:t>
-      </w:r>
-      <w:r>
-        <w:rPr>
-          <w:rFonts w:hint="eastAsia"/>
-        </w:rPr>
-        <w:t>h</w:t>
-      </w:r>
-      <w:r>
-        <w:t>ttps://ja.wikipedia.org/wiki/</w:t>
-      </w:r>
-      <w:r>
-        <w:t>赤外分光相関表</w:t>
-      </w:r>
-      <w:r>
-        <w:rPr>
-          <w:rFonts w:hint="eastAsia"/>
-        </w:rPr>
-        <w:t>、</w:t>
-      </w:r>
-      <w:r>
-        <w:rPr>
-          <w:rFonts w:hint="eastAsia"/>
-        </w:rPr>
-        <w:t>2026/4/29</w:t>
-      </w:r>
-    </w:p>
-    <w:p>
-      <w:pPr>
-        <w:rPr>
-          <w:color w:val="FF0000"/>
-          <w:sz w:val="22"/>
-        </w:rPr>
-      </w:pPr>
-    </w:p>
-    <w:p>
-      <w:pPr>
-        <w:rPr>
-          <w:sz w:val="22"/>
-        </w:rPr>
-      </w:pPr>
-      <w:r>
-        <w:rPr>
-          <w:rFonts w:hint="eastAsia"/>
-          <w:sz w:val="22"/>
-        </w:rPr>
-        <w:t>8.</w:t>
-      </w:r>
-      <w:r>
-        <w:rPr>
-          <w:sz w:val="22"/>
-        </w:rPr>
-        <w:t xml:space="preserve"> </w:t>
-      </w:r>
-      <w:r>
-        <w:rPr>
-          <w:rFonts w:hint="eastAsia"/>
-          <w:sz w:val="22"/>
-        </w:rPr>
-        <w:t>実験の感想</w:t>
-      </w:r>
-    </w:p>
-    <w:p>
-      <w:pPr>
-        <w:jc w:val="left"/>
-      </w:pPr>
-      <w:r>
-        <w:rPr>
-          <w:rFonts w:hint="eastAsia"/>
-        </w:rPr>
-        <w:t>今回の実験では</w:t>
-      </w:r>
-      <w:r>
-        <w:rPr>
-          <w:rFonts w:hint="eastAsia"/>
-        </w:rPr>
-        <w:t>常圧蒸留などの操作には慣れてきて大きなミスなく終えることができたが、</w:t>
-      </w:r>
-      <w:r>
-        <w:rPr>
-          <w:rFonts w:hint="eastAsia"/>
-        </w:rPr>
-        <w:t>t-</w:t>
-      </w:r>
-      <w:r>
-        <w:rPr>
-          <w:rFonts w:hint="eastAsia"/>
-        </w:rPr>
-        <w:t>ブチルアルコールについて必要量を誤った計算をしてしまい取る量が</w:t>
-      </w:r>
-      <w:r>
-        <w:rPr>
-          <w:rFonts w:hint="eastAsia"/>
-        </w:rPr>
-        <w:t>多</w:t>
-      </w:r>
-      <w:r>
-        <w:rPr>
-          <w:rFonts w:hint="eastAsia"/>
-        </w:rPr>
-        <w:t>くなってしまった</w:t>
-      </w:r>
-      <w:r>
-        <w:rPr>
-          <w:rFonts w:hint="eastAsia"/>
-        </w:rPr>
-        <w:t>(</w:t>
-      </w:r>
-      <w:r>
-        <w:rPr>
-          <w:rFonts w:hint="eastAsia"/>
-        </w:rPr>
-        <w:t>t-</w:t>
-      </w:r>
-      <w:r>
-        <w:rPr>
-          <w:rFonts w:hint="eastAsia"/>
-        </w:rPr>
-        <w:t>ブチルアルコールの分子量を写し間違えていた</w:t>
-      </w:r>
-      <w:r>
-        <w:rPr>
-          <w:rFonts w:hint="eastAsia"/>
-        </w:rPr>
-        <w:t>)</w:t>
-      </w:r>
-      <w:r>
-        <w:rPr>
-          <w:rFonts w:hint="eastAsia"/>
-        </w:rPr>
-        <w:t>。このような実験前</w:t>
-      </w:r>
-      <w:r>
-        <w:t>のミスは二度と起きないようにしっかり気を付けたい。</w:t>
-      </w:r>
-      <w:r>
-        <w:rPr>
           <w:noProof/>
         </w:rPr>
         <w:lastRenderedPageBreak/>
         <w:drawing>
-          <wp:inline distT="0" distB="0" distL="0" distR="0" wp14:anchorId="69AA2A74" wp14:editId="50D52F40">
+          <wp:inline distT="0" distB="0" distL="0" distR="0" wp14:anchorId="788748E1" wp14:editId="7903EA34">
             <wp:extent cx="6106795" cy="8150225"/>
             <wp:effectExtent l="0" t="0" r="8255" b="3175"/>
             <wp:docPr id="303127077" name="図 1"/>
@@ -3997,7 +3403,7 @@
                     </pic:cNvPicPr>
                   </pic:nvPicPr>
                   <pic:blipFill>
-                    <a:blip r:embed="rId12" cstate="print">
+                    <a:blip r:embed="rId9" cstate="print">
                       <a:extLst>
                         <a:ext uri="{28A0092B-C50C-407E-A947-70E740481C1C}">
                           <a14:useLocalDpi xmlns:a14="http://schemas.microsoft.com/office/drawing/2010/main" val="0"/>
@@ -4027,6 +3433,800 @@
             </a:graphic>
           </wp:inline>
         </w:drawing>
+      </w:r>
+    </w:p>
+    <w:p>
+      <w:pPr>
+        <w:rPr>
+          <w:sz w:val="22"/>
+        </w:rPr>
+      </w:pPr>
+      <w:r>
+        <w:rPr>
+          <w:rFonts w:hint="eastAsia"/>
+          <w:sz w:val="22"/>
+        </w:rPr>
+        <w:t>5</w:t>
+      </w:r>
+      <w:r>
+        <w:rPr>
+          <w:sz w:val="22"/>
+        </w:rPr>
+        <w:t xml:space="preserve">. </w:t>
+      </w:r>
+      <w:r>
+        <w:rPr>
+          <w:rFonts w:hint="eastAsia"/>
+          <w:sz w:val="22"/>
+        </w:rPr>
+        <w:t>反応機構</w:t>
+      </w:r>
+    </w:p>
+    <w:p>
+      <w:pPr>
+        <w:rPr>
+          <w:sz w:val="22"/>
+        </w:rPr>
+      </w:pPr>
+      <w:r>
+        <w:rPr>
+          <w:rFonts w:hint="eastAsia"/>
+          <w:sz w:val="22"/>
+        </w:rPr>
+        <w:t>反応機構は課題の</w:t>
+      </w:r>
+      <w:r>
+        <w:rPr>
+          <w:rFonts w:hint="eastAsia"/>
+          <w:sz w:val="22"/>
+        </w:rPr>
+        <w:t>(1)</w:t>
+      </w:r>
+      <w:r>
+        <w:rPr>
+          <w:rFonts w:hint="eastAsia"/>
+          <w:sz w:val="22"/>
+        </w:rPr>
+        <w:t>に示す。</w:t>
+      </w:r>
+    </w:p>
+    <w:p>
+      <w:pPr>
+        <w:rPr>
+          <w:sz w:val="22"/>
+        </w:rPr>
+      </w:pPr>
+    </w:p>
+    <w:p>
+      <w:pPr>
+        <w:rPr>
+          <w:sz w:val="22"/>
+        </w:rPr>
+      </w:pPr>
+      <w:r>
+        <w:rPr>
+          <w:rFonts w:hint="eastAsia"/>
+          <w:sz w:val="22"/>
+        </w:rPr>
+        <w:t>6</w:t>
+      </w:r>
+      <w:r>
+        <w:rPr>
+          <w:sz w:val="22"/>
+        </w:rPr>
+        <w:t xml:space="preserve">. </w:t>
+      </w:r>
+      <w:r>
+        <w:rPr>
+          <w:rFonts w:hint="eastAsia"/>
+          <w:sz w:val="22"/>
+        </w:rPr>
+        <w:t>課題</w:t>
+      </w:r>
+      <w:r>
+        <w:rPr>
+          <w:rFonts w:hint="eastAsia"/>
+          <w:sz w:val="22"/>
+        </w:rPr>
+        <w:t>の</w:t>
+      </w:r>
+      <w:r>
+        <w:rPr>
+          <w:rFonts w:hint="eastAsia"/>
+          <w:sz w:val="22"/>
+        </w:rPr>
+        <w:t>回答</w:t>
+      </w:r>
+    </w:p>
+    <w:p>
+      <w:pPr>
+        <w:rPr>
+          <w:sz w:val="22"/>
+        </w:rPr>
+      </w:pPr>
+      <w:r>
+        <w:rPr>
+          <w:rFonts w:hint="eastAsia"/>
+          <w:sz w:val="22"/>
+        </w:rPr>
+        <w:lastRenderedPageBreak/>
+        <w:t xml:space="preserve">(1) </w:t>
+      </w:r>
+      <w:r>
+        <w:rPr>
+          <w:rFonts w:hint="eastAsia"/>
+          <w:sz w:val="22"/>
+        </w:rPr>
+        <w:t>ヒドロキシ基の脱離と塩素イオンの付加</w:t>
+      </w:r>
+      <w:r>
+        <w:rPr>
+          <w:rFonts w:hint="eastAsia"/>
+          <w:sz w:val="22"/>
+        </w:rPr>
+        <w:t>が別々で反応する</w:t>
+      </w:r>
+      <m:oMath>
+        <m:sSub>
+          <m:sSubPr>
+            <m:ctrlPr>
+              <w:rPr>
+                <w:rFonts w:ascii="Cambria Math" w:hAnsi="Cambria Math"/>
+                <w:i/>
+                <w:sz w:val="22"/>
+              </w:rPr>
+            </m:ctrlPr>
+          </m:sSubPr>
+          <m:e>
+            <m:r>
+              <w:rPr>
+                <w:rFonts w:ascii="Cambria Math" w:hAnsi="Cambria Math" w:hint="eastAsia"/>
+                <w:sz w:val="22"/>
+              </w:rPr>
+              <m:t>S</m:t>
+            </m:r>
+          </m:e>
+          <m:sub>
+            <m:r>
+              <w:rPr>
+                <w:rFonts w:ascii="Cambria Math" w:hAnsi="Cambria Math"/>
+                <w:sz w:val="22"/>
+              </w:rPr>
+              <m:t>N</m:t>
+            </m:r>
+          </m:sub>
+        </m:sSub>
+        <m:r>
+          <w:rPr>
+            <w:rFonts w:ascii="Cambria Math" w:hAnsi="Cambria Math" w:hint="eastAsia"/>
+            <w:sz w:val="22"/>
+          </w:rPr>
+          <m:t>1</m:t>
+        </m:r>
+      </m:oMath>
+      <w:r>
+        <w:rPr>
+          <w:rFonts w:hint="eastAsia"/>
+          <w:sz w:val="22"/>
+        </w:rPr>
+        <w:t>反応</w:t>
+      </w:r>
+      <w:r>
+        <w:rPr>
+          <w:rFonts w:hint="eastAsia"/>
+          <w:sz w:val="22"/>
+        </w:rPr>
+        <w:t>が進行する</w:t>
+      </w:r>
+    </w:p>
+    <w:p>
+      <w:r>
+        <w:object w:dxaOrig="6926" w:dyaOrig="914" w14:anchorId="6FE01C4D">
+          <v:shape id="_x0000_i1026" type="#_x0000_t75" style="width:346.85pt;height:45.7pt" o:ole="">
+            <v:imagedata r:id="rId10" o:title=""/>
+          </v:shape>
+          <o:OLEObject Type="Embed" ProgID="ChemDraw_x64.Document.6.0" ShapeID="_x0000_i1026" DrawAspect="Content" ObjectID="_1839234571" r:id="rId11"/>
+        </w:object>
+      </w:r>
+    </w:p>
+    <w:p>
+      <w:r>
+        <w:rPr>
+          <w:rFonts w:hint="eastAsia"/>
+        </w:rPr>
+        <w:t xml:space="preserve">(2) </w:t>
+      </w:r>
+      <w:r>
+        <w:rPr>
+          <w:rFonts w:hint="eastAsia"/>
+        </w:rPr>
+        <w:t>炭酸水素ナトリウムで洗浄するだけでは有機層にわずかに溶けている塩酸を除去しきれず、水で洗浄した際に少しの塩酸が水層に溶けるから。</w:t>
+      </w:r>
+      <w:r>
+        <w:rPr>
+          <w:rFonts w:hint="eastAsia"/>
+        </w:rPr>
+        <w:t>また炭酸水素ナトリウムで洗浄した後の塩化</w:t>
+      </w:r>
+      <w:r>
+        <w:rPr>
+          <w:rFonts w:hint="eastAsia"/>
+        </w:rPr>
+        <w:t>t-</w:t>
+      </w:r>
+      <w:r>
+        <w:rPr>
+          <w:rFonts w:hint="eastAsia"/>
+        </w:rPr>
+        <w:t>ブチルの加水分解で塩酸が再び発生するから。</w:t>
+      </w:r>
+    </w:p>
+    <w:p>
+      <w:pPr>
+        <w:rPr>
+          <w:sz w:val="22"/>
+        </w:rPr>
+      </w:pPr>
+      <w:r>
+        <w:rPr>
+          <w:rFonts w:hint="eastAsia"/>
+        </w:rPr>
+        <w:t xml:space="preserve">(3) </w:t>
+      </w:r>
+      <w:r>
+        <w:rPr>
+          <w:rFonts w:hint="eastAsia"/>
+        </w:rPr>
+        <w:t>濁る原因は元の液に水が混入していたことにあり、抽出の際に水層が入り込み無水塩化カルシウムで脱水しきれなかったことが原因のため、抽出で完全に分離出来ていなかったことが問題である。</w:t>
+      </w:r>
+    </w:p>
+    <w:p>
+      <w:pPr>
+        <w:rPr>
+          <w:sz w:val="22"/>
+        </w:rPr>
+      </w:pPr>
+      <w:r>
+        <w:rPr>
+          <w:rFonts w:hint="eastAsia"/>
+          <w:sz w:val="22"/>
+        </w:rPr>
+        <w:t>(4) t-</w:t>
+      </w:r>
+      <w:r>
+        <w:rPr>
+          <w:sz w:val="22"/>
+        </w:rPr>
+        <w:t>ブチルアルコールの</w:t>
+      </w:r>
+      <w:r>
+        <w:rPr>
+          <w:sz w:val="22"/>
+        </w:rPr>
+        <w:t>IR</w:t>
+      </w:r>
+      <w:r>
+        <w:rPr>
+          <w:sz w:val="22"/>
+        </w:rPr>
+        <w:t>スペクトルには</w:t>
+      </w:r>
+      <w:r>
+        <w:rPr>
+          <w:rFonts w:hint="eastAsia"/>
+          <w:sz w:val="22"/>
+        </w:rPr>
+        <w:t>O-H</w:t>
+      </w:r>
+      <w:r>
+        <w:rPr>
+          <w:sz w:val="22"/>
+        </w:rPr>
+        <w:t>伸縮運動</w:t>
+      </w:r>
+      <w:r>
+        <w:rPr>
+          <w:rFonts w:hint="eastAsia"/>
+          <w:sz w:val="22"/>
+        </w:rPr>
+        <w:t>である</w:t>
+      </w:r>
+      <m:oMath>
+        <m:r>
+          <w:rPr>
+            <w:rFonts w:ascii="Cambria Math" w:hAnsi="Cambria Math" w:hint="eastAsia"/>
+            <w:sz w:val="22"/>
+          </w:rPr>
+          <m:t>3352</m:t>
+        </m:r>
+        <m:sSup>
+          <m:sSupPr>
+            <m:ctrlPr>
+              <w:rPr>
+                <w:rFonts w:ascii="Cambria Math" w:hAnsi="Cambria Math"/>
+                <w:i/>
+                <w:sz w:val="22"/>
+              </w:rPr>
+            </m:ctrlPr>
+          </m:sSupPr>
+          <m:e>
+            <m:r>
+              <w:rPr>
+                <w:rFonts w:ascii="Cambria Math" w:hAnsi="Cambria Math"/>
+                <w:sz w:val="22"/>
+              </w:rPr>
+              <m:t>cm</m:t>
+            </m:r>
+          </m:e>
+          <m:sup>
+            <m:r>
+              <w:rPr>
+                <w:rFonts w:ascii="Cambria Math" w:hAnsi="Cambria Math"/>
+                <w:sz w:val="22"/>
+              </w:rPr>
+              <m:t>-1</m:t>
+            </m:r>
+          </m:sup>
+        </m:sSup>
+      </m:oMath>
+      <w:r>
+        <w:rPr>
+          <w:rFonts w:hint="eastAsia"/>
+          <w:sz w:val="22"/>
+        </w:rPr>
+        <w:t>の位置にはっきりとしたスペクトルが見られるが塩化</w:t>
+      </w:r>
+      <w:r>
+        <w:rPr>
+          <w:rFonts w:hint="eastAsia"/>
+          <w:sz w:val="22"/>
+        </w:rPr>
+        <w:t>t-</w:t>
+      </w:r>
+      <w:r>
+        <w:rPr>
+          <w:rFonts w:hint="eastAsia"/>
+          <w:sz w:val="22"/>
+        </w:rPr>
+        <w:t>ブチルの</w:t>
+      </w:r>
+      <w:r>
+        <w:rPr>
+          <w:rFonts w:hint="eastAsia"/>
+          <w:sz w:val="22"/>
+        </w:rPr>
+        <w:t>IR</w:t>
+      </w:r>
+      <w:r>
+        <w:rPr>
+          <w:rFonts w:hint="eastAsia"/>
+          <w:sz w:val="22"/>
+        </w:rPr>
+        <w:t>スペクトルにはないため、アルコールはなくなったといえる。</w:t>
+      </w:r>
+      <w:r>
+        <w:rPr>
+          <w:rFonts w:hint="eastAsia"/>
+          <w:sz w:val="22"/>
+        </w:rPr>
+        <w:t>(</w:t>
+      </w:r>
+      <w:r>
+        <w:rPr>
+          <w:rFonts w:hint="eastAsia"/>
+          <w:sz w:val="22"/>
+        </w:rPr>
+        <w:t>また正規なサイトではないが</w:t>
+      </w:r>
+      <w:r>
+        <w:rPr>
+          <w:rFonts w:hint="eastAsia"/>
+          <w:sz w:val="22"/>
+        </w:rPr>
+        <w:t>wikipedia</w:t>
+      </w:r>
+      <w:r>
+        <w:rPr>
+          <w:rFonts w:hint="eastAsia"/>
+          <w:sz w:val="22"/>
+        </w:rPr>
+        <w:t>によると</w:t>
+      </w:r>
+      <w:r>
+        <w:rPr>
+          <w:rFonts w:hint="eastAsia"/>
+          <w:sz w:val="22"/>
+        </w:rPr>
+        <w:t>C-Cl</w:t>
+      </w:r>
+      <w:r>
+        <w:rPr>
+          <w:rFonts w:hint="eastAsia"/>
+          <w:sz w:val="22"/>
+        </w:rPr>
+        <w:t>のスペクトルが</w:t>
+      </w:r>
+      <m:oMath>
+        <m:r>
+          <w:rPr>
+            <w:rFonts w:ascii="Cambria Math" w:hAnsi="Cambria Math"/>
+            <w:sz w:val="22"/>
+          </w:rPr>
+          <m:t>540~760</m:t>
+        </m:r>
+        <m:sSup>
+          <m:sSupPr>
+            <m:ctrlPr>
+              <w:rPr>
+                <w:rFonts w:ascii="Cambria Math" w:hAnsi="Cambria Math"/>
+                <w:i/>
+                <w:sz w:val="22"/>
+              </w:rPr>
+            </m:ctrlPr>
+          </m:sSupPr>
+          <m:e>
+            <m:r>
+              <w:rPr>
+                <w:rFonts w:ascii="Cambria Math" w:hAnsi="Cambria Math"/>
+                <w:sz w:val="22"/>
+              </w:rPr>
+              <m:t>cm</m:t>
+            </m:r>
+          </m:e>
+          <m:sup>
+            <m:r>
+              <w:rPr>
+                <w:rFonts w:ascii="Cambria Math" w:hAnsi="Cambria Math"/>
+                <w:sz w:val="22"/>
+              </w:rPr>
+              <m:t>-1</m:t>
+            </m:r>
+          </m:sup>
+        </m:sSup>
+      </m:oMath>
+      <w:r>
+        <w:rPr>
+          <w:rFonts w:hint="eastAsia"/>
+          <w:sz w:val="22"/>
+        </w:rPr>
+        <w:t>に現れるとあり、しっかり</w:t>
+      </w:r>
+      <m:oMath>
+        <m:r>
+          <w:rPr>
+            <w:rFonts w:ascii="Cambria Math" w:hAnsi="Cambria Math" w:hint="eastAsia"/>
+            <w:sz w:val="22"/>
+          </w:rPr>
+          <m:t>567</m:t>
+        </m:r>
+        <m:sSup>
+          <m:sSupPr>
+            <m:ctrlPr>
+              <w:rPr>
+                <w:rFonts w:ascii="Cambria Math" w:hAnsi="Cambria Math"/>
+                <w:i/>
+                <w:sz w:val="22"/>
+              </w:rPr>
+            </m:ctrlPr>
+          </m:sSupPr>
+          <m:e>
+            <m:r>
+              <w:rPr>
+                <w:rFonts w:ascii="Cambria Math" w:hAnsi="Cambria Math"/>
+                <w:sz w:val="22"/>
+              </w:rPr>
+              <m:t>cm</m:t>
+            </m:r>
+          </m:e>
+          <m:sup>
+            <m:r>
+              <w:rPr>
+                <w:rFonts w:ascii="Cambria Math" w:hAnsi="Cambria Math"/>
+                <w:sz w:val="22"/>
+              </w:rPr>
+              <m:t>-1</m:t>
+            </m:r>
+          </m:sup>
+        </m:sSup>
+      </m:oMath>
+      <w:r>
+        <w:rPr>
+          <w:rFonts w:hint="eastAsia"/>
+          <w:sz w:val="22"/>
+        </w:rPr>
+        <w:t>の位置</w:t>
+      </w:r>
+      <w:r>
+        <w:rPr>
+          <w:rFonts w:hint="eastAsia"/>
+          <w:sz w:val="22"/>
+        </w:rPr>
+        <w:t>に</w:t>
+      </w:r>
+      <w:r>
+        <w:rPr>
+          <w:rFonts w:hint="eastAsia"/>
+          <w:sz w:val="22"/>
+        </w:rPr>
+        <w:t>t-</w:t>
+      </w:r>
+      <w:r>
+        <w:rPr>
+          <w:rFonts w:hint="eastAsia"/>
+          <w:sz w:val="22"/>
+        </w:rPr>
+        <w:t>ブチルアルコールにはないスペクトルが出ているためこの結果からも十分な純度の塩化</w:t>
+      </w:r>
+      <w:r>
+        <w:rPr>
+          <w:rFonts w:hint="eastAsia"/>
+          <w:sz w:val="22"/>
+        </w:rPr>
+        <w:t>t-</w:t>
+      </w:r>
+      <w:r>
+        <w:rPr>
+          <w:rFonts w:hint="eastAsia"/>
+          <w:sz w:val="22"/>
+        </w:rPr>
+        <w:t>ブチルが精製できているといえる</w:t>
+      </w:r>
+      <w:r>
+        <w:rPr>
+          <w:rFonts w:hint="eastAsia"/>
+          <w:sz w:val="22"/>
+        </w:rPr>
+        <w:t>)</w:t>
+      </w:r>
+      <w:r>
+        <w:rPr>
+          <w:rFonts w:hint="eastAsia"/>
+          <w:sz w:val="22"/>
+        </w:rPr>
+        <w:t>。</w:t>
+      </w:r>
+    </w:p>
+    <w:p>
+      <w:pPr>
+        <w:rPr>
+          <w:sz w:val="22"/>
+        </w:rPr>
+      </w:pPr>
+      <w:r>
+        <w:rPr>
+          <w:rFonts w:hint="eastAsia"/>
+          <w:sz w:val="22"/>
+        </w:rPr>
+        <w:t>7</w:t>
+      </w:r>
+      <w:r>
+        <w:rPr>
+          <w:sz w:val="22"/>
+        </w:rPr>
+        <w:t xml:space="preserve">. </w:t>
+      </w:r>
+      <w:r>
+        <w:rPr>
+          <w:rFonts w:hint="eastAsia"/>
+          <w:sz w:val="22"/>
+        </w:rPr>
+        <w:t>参考文献等</w:t>
+      </w:r>
+    </w:p>
+    <w:p>
+      <w:r>
+        <w:t>ボルハルト・</w:t>
+      </w:r>
+      <w:r>
+        <w:rPr>
+          <w:rFonts w:hint="eastAsia"/>
+        </w:rPr>
+        <w:t>ショアー</w:t>
+      </w:r>
+      <w:r>
+        <w:rPr>
+          <w:rFonts w:hint="eastAsia"/>
+        </w:rPr>
+        <w:t xml:space="preserve"> </w:t>
+      </w:r>
+      <w:r>
+        <w:rPr>
+          <w:rFonts w:hint="eastAsia"/>
+        </w:rPr>
+        <w:t>現代有機化学</w:t>
+      </w:r>
+      <w:r>
+        <w:rPr>
+          <w:rFonts w:hint="eastAsia"/>
+        </w:rPr>
+        <w:t xml:space="preserve"> </w:t>
+      </w:r>
+      <w:r>
+        <w:rPr>
+          <w:rFonts w:hint="eastAsia"/>
+        </w:rPr>
+        <w:t>上、化学同人、</w:t>
+      </w:r>
+      <w:r>
+        <w:rPr>
+          <w:rFonts w:hint="eastAsia"/>
+        </w:rPr>
+        <w:t>2024/9/10</w:t>
+      </w:r>
+    </w:p>
+    <w:p>
+      <w:r>
+        <w:t>ワークアップの悪夢　反応後の後処理で困った場合の解決策</w:t>
+      </w:r>
+      <w:r>
+        <w:rPr>
+          <w:rFonts w:hint="eastAsia"/>
+        </w:rPr>
+        <w:t>、</w:t>
+      </w:r>
+      <w:hyperlink r:id="rId12" w:history="1">
+        <w:r>
+          <w:rPr>
+            <w:rStyle w:val="af"/>
+          </w:rPr>
+          <w:t>https://www.chem-station.com/blog/2019/04/workup.html</w:t>
+        </w:r>
+      </w:hyperlink>
+      <w:r>
+        <w:rPr>
+          <w:rFonts w:hint="eastAsia"/>
+        </w:rPr>
+        <w:t>、</w:t>
+      </w:r>
+      <w:r>
+        <w:rPr>
+          <w:rFonts w:hint="eastAsia"/>
+        </w:rPr>
+        <w:t>2026/4/29</w:t>
+      </w:r>
+    </w:p>
+    <w:p>
+      <w:r>
+        <w:t>赤外分光相関表</w:t>
+      </w:r>
+      <w:r>
+        <w:rPr>
+          <w:rFonts w:hint="eastAsia"/>
+        </w:rPr>
+        <w:t>、</w:t>
+      </w:r>
+      <w:r>
+        <w:rPr>
+          <w:rFonts w:hint="eastAsia"/>
+        </w:rPr>
+        <w:t>h</w:t>
+      </w:r>
+      <w:r>
+        <w:t>ttps://ja.wikipedia.org/wiki/</w:t>
+      </w:r>
+      <w:r>
+        <w:t>赤外分光相関表</w:t>
+      </w:r>
+      <w:r>
+        <w:rPr>
+          <w:rFonts w:hint="eastAsia"/>
+        </w:rPr>
+        <w:t>、</w:t>
+      </w:r>
+      <w:r>
+        <w:rPr>
+          <w:rFonts w:hint="eastAsia"/>
+        </w:rPr>
+        <w:t>2026/4/29</w:t>
+      </w:r>
+    </w:p>
+    <w:p>
+      <w:pPr>
+        <w:rPr>
+          <w:color w:val="FF0000"/>
+          <w:sz w:val="22"/>
+        </w:rPr>
+      </w:pPr>
+    </w:p>
+    <w:p>
+      <w:pPr>
+        <w:rPr>
+          <w:sz w:val="22"/>
+        </w:rPr>
+      </w:pPr>
+      <w:r>
+        <w:rPr>
+          <w:rFonts w:hint="eastAsia"/>
+          <w:sz w:val="22"/>
+        </w:rPr>
+        <w:t>8.</w:t>
+      </w:r>
+      <w:r>
+        <w:rPr>
+          <w:sz w:val="22"/>
+        </w:rPr>
+        <w:t xml:space="preserve"> </w:t>
+      </w:r>
+      <w:r>
+        <w:rPr>
+          <w:rFonts w:hint="eastAsia"/>
+          <w:sz w:val="22"/>
+        </w:rPr>
+        <w:t>実験の感想</w:t>
+      </w:r>
+    </w:p>
+    <w:p>
+      <w:pPr>
+        <w:jc w:val="left"/>
+      </w:pPr>
+      <w:r>
+        <w:rPr>
+          <w:rFonts w:hint="eastAsia"/>
+        </w:rPr>
+        <w:t>今回の実験では</w:t>
+      </w:r>
+      <w:r>
+        <w:rPr>
+          <w:rFonts w:hint="eastAsia"/>
+        </w:rPr>
+        <w:t>常圧蒸留などの操作には慣れてきて大きなミスなく終えることができたが、</w:t>
+      </w:r>
+      <w:r>
+        <w:rPr>
+          <w:rFonts w:hint="eastAsia"/>
+        </w:rPr>
+        <w:t>t-</w:t>
+      </w:r>
+      <w:r>
+        <w:rPr>
+          <w:rFonts w:hint="eastAsia"/>
+        </w:rPr>
+        <w:t>ブチルアルコールについて必要量を誤った計算をしてしまい取る量が</w:t>
+      </w:r>
+      <w:r>
+        <w:rPr>
+          <w:rFonts w:hint="eastAsia"/>
+        </w:rPr>
+        <w:t>多</w:t>
+      </w:r>
+      <w:r>
+        <w:rPr>
+          <w:rFonts w:hint="eastAsia"/>
+        </w:rPr>
+        <w:t>くなってしまった</w:t>
+      </w:r>
+      <w:r>
+        <w:rPr>
+          <w:rFonts w:hint="eastAsia"/>
+        </w:rPr>
+        <w:t>(</w:t>
+      </w:r>
+      <w:r>
+        <w:rPr>
+          <w:rFonts w:hint="eastAsia"/>
+        </w:rPr>
+        <w:t>t-</w:t>
+      </w:r>
+      <w:r>
+        <w:rPr>
+          <w:rFonts w:hint="eastAsia"/>
+        </w:rPr>
+        <w:t>ブチルアルコールの分子量を写し間違えていた</w:t>
+      </w:r>
+      <w:r>
+        <w:rPr>
+          <w:rFonts w:hint="eastAsia"/>
+        </w:rPr>
+        <w:t>)</w:t>
+      </w:r>
+      <w:r>
+        <w:rPr>
+          <w:rFonts w:hint="eastAsia"/>
+        </w:rPr>
+        <w:t>。このような実験前</w:t>
+      </w:r>
+      <w:r>
+        <w:t>のミスは二度と起きないようにしっかり気を付けたい。</w:t>
       </w:r>
     </w:p>
     <w:sectPr>
@@ -4897,7 +5097,6 @@
   <w:style w:type="character" w:default="1" w:styleId="a0">
     <w:name w:val="Default Paragraph Font"/>
     <w:uiPriority w:val="1"/>
-    <w:semiHidden/>
     <w:unhideWhenUsed/>
   </w:style>
   <w:style w:type="table" w:default="1" w:styleId="a1">
